--- a/ABA_Ausfuellhilfe_v1.docx
+++ b/ABA_Ausfuellhilfe_v1.docx
@@ -1339,17 +1339,17 @@
             <w:pPr>
               <w:rPr>
                 <w:b w:val="0"/>
-                <w:i/>
-                <w:lang w:val="de-DE"/>
-              </w:rPr>
-            </w:pPr>
-            <w:r>
-              <w:rPr>
-                <w:b w:val="0"/>
-                <w:i/>
-                <w:lang w:val="de-DE"/>
-              </w:rPr>
-              <w:t>Stand der Technik beschreiben</w:t>
+                <w:bCs w:val="0"/>
+                <w:i/>
+                <w:lang w:val="de-DE"/>
+              </w:rPr>
+            </w:pPr>
+            <w:r>
+              <w:rPr>
+                <w:b w:val="0"/>
+                <w:bCs w:val="0"/>
+              </w:rPr>
+              <w:t>Fehlwürfe bei der Mülltrennung erschweren das Recycling und verursachen zusätzlichen Aufwand. Ziel des Projekts ist die Entwicklung eines kostengünstigen Prototyps, der mithilfe von Bildverarbeitung, künstlicher Intelligenz und automatisierter Sortiertechnik verschiedene Müllarten erkennt und selbstständig in die richtige Kategorie einsortiert</w:t>
             </w:r>
           </w:p>
         </w:tc>
@@ -1658,7 +1658,11 @@
         </w:rPr>
       </w:pPr>
       <w:r>
-        <w:t>Ergebnis der individuellen Themenstellung ist eine vollständig entwickelte Softwarelösung zur automatischen Müllerkennung. Diese umfasst einen gelabelten Datensatz, ein trainiertes KI-Modell mit hoher Erkennungsgenauigkeit, die Anbindung an den Raspberry Pi sowie eine benutzerfreundliche Oberfläche. Zusätzlich wird eine Möglichkeit geschaffen, neue Daten und Benutzerfeedback zu erfassen, um das KI-Modell zukünftig weiter verbessern zu können.</w:t>
+        <w:t>Ergebnis der individuellen Themenstellung ist eine vollständig entwickelte Softwarelösung zur automatischen Müllerkennung. Diese umfasst einen gelabelten Datensatz, ein trainiertes KI-</w:t>
+      </w:r>
+      <w:r>
+        <w:lastRenderedPageBreak/>
+        <w:t>Modell mit hoher Erkennungsgenauigkeit, die Anbindung an den Raspberry Pi sowie eine benutzerfreundliche Oberfläche. Zusätzlich wird eine Möglichkeit geschaffen, neue Daten und Benutzerfeedback zu erfassen, um das KI-Modell zukünftig weiter verbessern zu können.</w:t>
       </w:r>
     </w:p>
     <w:tbl>
@@ -1697,7 +1701,6 @@
                 <w:sz w:val="28"/>
                 <w:szCs w:val="28"/>
               </w:rPr>
-              <w:lastRenderedPageBreak/>
               <w:t>Meilensteine</w:t>
             </w:r>
           </w:p>
@@ -1886,14 +1889,7 @@
                 <w:b w:val="0"/>
                 <w:bCs w:val="0"/>
               </w:rPr>
-              <w:t>I</w:t>
-            </w:r>
-            <w:r>
-              <w:rPr>
-                <w:b w:val="0"/>
-                <w:bCs w:val="0"/>
-              </w:rPr>
-              <w:t>ntegration von Servoantrieben, Elektronik und Touch-Display</w:t>
+              <w:t>Integration von Servoantrieben, Elektronik und Touch-Display</w:t>
             </w:r>
           </w:p>
           <w:p>
@@ -4206,6 +4202,15 @@
 </file>
 
 <file path=customXml/item1.xml><?xml version="1.0" encoding="utf-8"?>
+<?mso-contentType ?>
+<FormTemplates xmlns="http://schemas.microsoft.com/sharepoint/v3/contenttype/forms">
+  <Display>DocumentLibraryForm</Display>
+  <Edit>DocumentLibraryForm</Edit>
+  <New>DocumentLibraryForm</New>
+</FormTemplates>
+</file>
+
+<file path=customXml/item2.xml><?xml version="1.0" encoding="utf-8"?>
 <ct:contentTypeSchema xmlns:ct="http://schemas.microsoft.com/office/2006/metadata/contentType" xmlns:ma="http://schemas.microsoft.com/office/2006/metadata/properties/metaAttributes" ct:_="" ma:_="" ma:contentTypeName="Document" ma:contentTypeID="0x010100D718B366331348479395F8567F4B709B" ma:contentTypeVersion="3" ma:contentTypeDescription="Create a new document." ma:contentTypeScope="" ma:versionID="e8e8f51f0c7ac5aa083336ad78356127">
   <xsd:schema xmlns:xsd="http://www.w3.org/2001/XMLSchema" xmlns:xs="http://www.w3.org/2001/XMLSchema" xmlns:p="http://schemas.microsoft.com/office/2006/metadata/properties" xmlns:ns2="b5ffc001-c2e9-4f38-89e0-43c38f97067b" targetNamespace="http://schemas.microsoft.com/office/2006/metadata/properties" ma:root="true" ma:fieldsID="57719a1110b04d8eb4b7b38636b3a48f" ns2:_="">
     <xsd:import namespace="b5ffc001-c2e9-4f38-89e0-43c38f97067b"/>
@@ -4343,15 +4348,6 @@
 </ct:contentTypeSchema>
 </file>
 
-<file path=customXml/item2.xml><?xml version="1.0" encoding="utf-8"?>
-<?mso-contentType ?>
-<FormTemplates xmlns="http://schemas.microsoft.com/sharepoint/v3/contenttype/forms">
-  <Display>DocumentLibraryForm</Display>
-  <Edit>DocumentLibraryForm</Edit>
-  <New>DocumentLibraryForm</New>
-</FormTemplates>
-</file>
-
 <file path=customXml/item3.xml><?xml version="1.0" encoding="utf-8"?>
 <p:properties xmlns:p="http://schemas.microsoft.com/office/2006/metadata/properties" xmlns:xsi="http://www.w3.org/2001/XMLSchema-instance" xmlns:pc="http://schemas.microsoft.com/office/infopath/2007/PartnerControls">
   <documentManagement/>
@@ -4359,6 +4355,14 @@
 </file>
 
 <file path=customXml/itemProps1.xml><?xml version="1.0" encoding="utf-8"?>
+<ds:datastoreItem xmlns:ds="http://schemas.openxmlformats.org/officeDocument/2006/customXml" ds:itemID="{8D30C2F0-98CC-4D51-91CB-008CCB837CA2}">
+  <ds:schemaRefs>
+    <ds:schemaRef ds:uri="http://schemas.microsoft.com/sharepoint/v3/contenttype/forms"/>
+  </ds:schemaRefs>
+</ds:datastoreItem>
+</file>
+
+<file path=customXml/itemProps2.xml><?xml version="1.0" encoding="utf-8"?>
 <ds:datastoreItem xmlns:ds="http://schemas.openxmlformats.org/officeDocument/2006/customXml" ds:itemID="{968AAD93-F09B-403A-9B68-1851E82F2EFB}">
   <ds:schemaRefs>
     <ds:schemaRef ds:uri="http://schemas.microsoft.com/office/2006/metadata/contentType"/>
@@ -4376,14 +4380,6 @@
 </ds:datastoreItem>
 </file>
 
-<file path=customXml/itemProps2.xml><?xml version="1.0" encoding="utf-8"?>
-<ds:datastoreItem xmlns:ds="http://schemas.openxmlformats.org/officeDocument/2006/customXml" ds:itemID="{8D30C2F0-98CC-4D51-91CB-008CCB837CA2}">
-  <ds:schemaRefs>
-    <ds:schemaRef ds:uri="http://schemas.microsoft.com/sharepoint/v3/contenttype/forms"/>
-  </ds:schemaRefs>
-</ds:datastoreItem>
-</file>
-
 <file path=customXml/itemProps3.xml><?xml version="1.0" encoding="utf-8"?>
 <ds:datastoreItem xmlns:ds="http://schemas.openxmlformats.org/officeDocument/2006/customXml" ds:itemID="{AABDC8DE-063B-4E3D-A75B-782B94FC9BB4}">
   <ds:schemaRefs>

--- a/ABA_Ausfuellhilfe_v1.docx
+++ b/ABA_Ausfuellhilfe_v1.docx
@@ -1349,7 +1349,7 @@
                 <w:b w:val="0"/>
                 <w:bCs w:val="0"/>
               </w:rPr>
-              <w:t>Fehlwürfe bei der Mülltrennung erschweren das Recycling und verursachen zusätzlichen Aufwand. Ziel des Projekts ist die Entwicklung eines kostengünstigen Prototyps, der mithilfe von Bildverarbeitung, künstlicher Intelligenz und automatisierter Sortiertechnik verschiedene Müllarten erkennt und selbstständig in die richtige Kategorie einsortiert</w:t>
+              <w:t>Industrielle Systeme zur automatischen Mülltrennung sind bereits verfügbar, jedoch teuer und für den Bildungsbereich kaum geeignet. Daher entstand die Idee, einen kostengünstigen Prototyp zu entwickeln. MISS kombiniert einen 3D-gedruckten Aufbau mit KI-gestützter Bilderkennung und soll eine kompakte sowie leicht nachbaubare Lösung darstellen.</w:t>
             </w:r>
           </w:p>
         </w:tc>

--- a/ABA_Ausfuellhilfe_v1.docx
+++ b/ABA_Ausfuellhilfe_v1.docx
@@ -479,7 +479,15 @@
                 <w:i/>
                 <w:lang w:val="de-DE"/>
               </w:rPr>
-              <w:t>4AHEL</w:t>
+              <w:t>5</w:t>
+            </w:r>
+            <w:r>
+              <w:rPr>
+                <w:b w:val="0"/>
+                <w:i/>
+                <w:lang w:val="de-DE"/>
+              </w:rPr>
+              <w:t>AHEL</w:t>
             </w:r>
           </w:p>
         </w:tc>
@@ -675,15 +683,7 @@
                 <w:i/>
                 <w:lang w:val="de-DE"/>
               </w:rPr>
-              <w:t>100-</w:t>
-            </w:r>
-            <w:r>
-              <w:rPr>
-                <w:b w:val="0"/>
-                <w:i/>
-                <w:lang w:val="de-DE"/>
-              </w:rPr>
-              <w:t>120</w:t>
+              <w:t>180</w:t>
             </w:r>
           </w:p>
         </w:tc>
@@ -887,15 +887,15 @@
                 <w:i/>
                 <w:lang w:val="de-DE"/>
               </w:rPr>
-              <w:t>100-</w:t>
-            </w:r>
-            <w:r>
-              <w:rPr>
-                <w:b w:val="0"/>
-                <w:i/>
-                <w:lang w:val="de-DE"/>
-              </w:rPr>
-              <w:t>120</w:t>
+              <w:t>1</w:t>
+            </w:r>
+            <w:r>
+              <w:rPr>
+                <w:b w:val="0"/>
+                <w:i/>
+                <w:lang w:val="de-DE"/>
+              </w:rPr>
+              <w:t>80</w:t>
             </w:r>
           </w:p>
         </w:tc>
@@ -2169,8 +2169,6 @@
             <w:r>
               <w:rPr>
                 <w:b w:val="0"/>
-                <w:i/>
-                <w:iCs/>
                 <w:lang w:val="de-DE"/>
               </w:rPr>
               <w:t>D</w:t>

--- a/ABA_Ausfuellhilfe_v1.docx
+++ b/ABA_Ausfuellhilfe_v1.docx
@@ -683,7 +683,15 @@
                 <w:i/>
                 <w:lang w:val="de-DE"/>
               </w:rPr>
-              <w:t>180</w:t>
+              <w:t>1</w:t>
+            </w:r>
+            <w:r>
+              <w:rPr>
+                <w:b w:val="0"/>
+                <w:i/>
+                <w:lang w:val="de-DE"/>
+              </w:rPr>
+              <w:t>00-120</w:t>
             </w:r>
           </w:p>
         </w:tc>
@@ -895,7 +903,7 @@
                 <w:i/>
                 <w:lang w:val="de-DE"/>
               </w:rPr>
-              <w:t>80</w:t>
+              <w:t>00-120</w:t>
             </w:r>
           </w:p>
         </w:tc>
@@ -1544,7 +1552,7 @@
                 <w:i/>
                 <w:iCs/>
               </w:rPr>
-              <w:t>. (Wortlaut so übernehmen)</w:t>
+              <w:t>.</w:t>
             </w:r>
           </w:p>
         </w:tc>
@@ -1623,15 +1631,45 @@
     </w:p>
     <w:p>
       <w:r>
-        <w:t xml:space="preserve">Ergebnis der individuellen Themenstellung ist ein vollständig entwickelter und funktionsfähiger Hardware-Prototyp des Multi Item </w:t>
+        <w:t xml:space="preserve">Ergebnis der individuellen Themenstellung ist ein vollständig entwickelter und funktionsfähiger Hardware-Prototyp. Dieser umfasst die konstruierten und mittels 3D-Druck gefertigten Bauteile, ein stabiles Gehäuse, die Integration der Kamera, des Touch-Displays sowie sämtlicher elektronischer Komponenten. Die Servoantriebe </w:t>
+      </w:r>
+      <w:r>
+        <w:t>sind</w:t>
+      </w:r>
+      <w:r>
+        <w:t xml:space="preserve"> zuverlässig angesteuert werden und </w:t>
+      </w:r>
+      <w:r>
+        <w:t>f</w:t>
       </w:r>
       <w:proofErr w:type="spellStart"/>
       <w:r>
-        <w:t>Sorting</w:t>
+        <w:rPr>
+          <w:lang w:val="de-DE"/>
+        </w:rPr>
+        <w:t>ühren</w:t>
       </w:r>
       <w:proofErr w:type="spellEnd"/>
       <w:r>
-        <w:t xml:space="preserve"> Systems. Dieser umfasst die konstruierten und mittels 3D-Druck gefertigten Bauteile, ein stabiles Gehäuse, die Integration der Kamera, des Touch-Displays sowie sämtlicher elektronischer Komponenten. Die Servoantriebe sollen zuverlässig angesteuert werden und den mechanischen Sortierprozess präzise ausführen. Der Prototyp soll montagefreundlich, wartbar und für einen praktischen Demonstrationsbetrieb geeignet sein.</w:t>
+        <w:rPr>
+          <w:lang w:val="de-DE"/>
+        </w:rPr>
+        <w:t xml:space="preserve"> den </w:t>
+      </w:r>
+      <w:r>
+        <w:t xml:space="preserve">mechanischen Sortierprozess präzise </w:t>
+      </w:r>
+      <w:r>
+        <w:t>aus</w:t>
+      </w:r>
+      <w:r>
+        <w:t xml:space="preserve">. Der Prototyp </w:t>
+      </w:r>
+      <w:r>
+        <w:t>ist</w:t>
+      </w:r>
+      <w:r>
+        <w:t xml:space="preserve"> montagefreundlich, wartbar und für einen praktischen Demonstrationsbetrieb geeignet.</w:t>
       </w:r>
     </w:p>
     <w:p>
